--- a/fiches-docx/F-04.docx
+++ b/fiches-docx/F-04.docx
@@ -28,7 +28,7 @@
                 <w:color w:val="1A2B22"/>
                 <w:sz w:val="26"/>
               </w:rPr>
-              <w:t xml:space="preserve">  F-04 — برنامج عمل النادي التربوي — السنة الدراسية  </w:t>
+              <w:t xml:space="preserve">  F-04 — برنامج عمل النادي التربوي — الموسم الدراسي  </w:t>
             </w:r>
           </w:p>
         </w:tc>
@@ -74,7 +74,7 @@
           <w:b/>
           <w:sz w:val="22"/>
         </w:rPr>
-        <w:t xml:space="preserve">السنة الدراسية: </w:t>
+        <w:t xml:space="preserve">الموسم الدراسي: </w:t>
       </w:r>
       <w:r>
         <w:t>__________________________________________________</w:t>

--- a/fiches-docx/F-04.docx
+++ b/fiches-docx/F-04.docx
@@ -16,6 +16,12 @@
           <w:tcPr>
             <w:tcW w:type="dxa" w:w="9972"/>
             <w:shd w:val="clear" w:color="auto" w:fill="c8e8bc"/>
+            <w:tcBorders>
+              <w:top w:val="single" w:sz="6" w:space="0" w:color="333333"/>
+              <w:left w:val="single" w:sz="6" w:space="0" w:color="333333"/>
+              <w:bottom w:val="single" w:sz="6" w:space="0" w:color="333333"/>
+              <w:right w:val="single" w:sz="6" w:space="0" w:color="333333"/>
+            </w:tcBorders>
           </w:tcPr>
           <w:p>
             <w:pPr>
@@ -25,61 +31,243 @@
             <w:r>
               <w:rPr>
                 <w:b/>
-                <w:color w:val="1A2B22"/>
-                <w:sz w:val="26"/>
+                <w:sz w:val="24"/>
               </w:rPr>
-              <w:t xml:space="preserve">  F-04 — برنامج عمل النادي التربوي — الموسم الدراسي  </w:t>
+              <w:t>نموذج برنامج عمل</w:t>
             </w:r>
           </w:p>
         </w:tc>
       </w:tr>
     </w:tbl>
     <w:p/>
-    <w:p>
-      <w:pPr>
-        <w:bidi/>
-      </w:pPr>
-      <w:r>
-        <w:rPr>
-          <w:b/>
-          <w:sz w:val="22"/>
-        </w:rPr>
-        <w:t xml:space="preserve">اسم النادي: </w:t>
-      </w:r>
-      <w:r>
-        <w:t>__________________________________________________</w:t>
-      </w:r>
-    </w:p>
-    <w:p>
-      <w:pPr>
-        <w:bidi/>
-      </w:pPr>
-      <w:r>
-        <w:rPr>
-          <w:b/>
-          <w:sz w:val="22"/>
-        </w:rPr>
-        <w:t xml:space="preserve">المؤطِّر: </w:t>
-      </w:r>
-      <w:r>
-        <w:t>__________________________________________________</w:t>
-      </w:r>
-    </w:p>
-    <w:p>
-      <w:pPr>
-        <w:bidi/>
-      </w:pPr>
-      <w:r>
-        <w:rPr>
-          <w:b/>
-          <w:sz w:val="22"/>
-        </w:rPr>
-        <w:t xml:space="preserve">الموسم الدراسي: </w:t>
-      </w:r>
-      <w:r>
-        <w:t>__________________________________________________</w:t>
-      </w:r>
-    </w:p>
+    <w:tbl>
+      <w:tblPr>
+        <w:tblW w:type="auto" w:w="0"/>
+        <w:jc w:val="center"/>
+        <w:tblLook w:firstColumn="1" w:firstRow="1" w:lastColumn="0" w:lastRow="0" w:noHBand="0" w:noVBand="1" w:val="04A0"/>
+      </w:tblPr>
+      <w:tblGrid>
+        <w:gridCol w:w="2493"/>
+        <w:gridCol w:w="2493"/>
+        <w:gridCol w:w="2493"/>
+        <w:gridCol w:w="2493"/>
+      </w:tblGrid>
+      <w:tr>
+        <w:tc>
+          <w:tcPr>
+            <w:tcW w:type="dxa" w:w="2493"/>
+            <w:tcBorders>
+              <w:top w:val="none" w:sz="0" w:space="0" w:color="auto"/>
+              <w:left w:val="none" w:sz="0" w:space="0" w:color="auto"/>
+              <w:bottom w:val="none" w:sz="0" w:space="0" w:color="auto"/>
+              <w:right w:val="none" w:sz="0" w:space="0" w:color="auto"/>
+            </w:tcBorders>
+          </w:tcPr>
+          <w:p>
+            <w:pPr>
+              <w:bidi/>
+            </w:pPr>
+            <w:r>
+              <w:rPr>
+                <w:b/>
+                <w:sz w:val="19"/>
+              </w:rPr>
+              <w:t>الأكاديميـة :</w:t>
+            </w:r>
+          </w:p>
+        </w:tc>
+        <w:tc>
+          <w:tcPr>
+            <w:tcW w:type="dxa" w:w="2493"/>
+            <w:tcBorders>
+              <w:top w:val="none" w:sz="0" w:space="0" w:color="auto"/>
+              <w:left w:val="none" w:sz="0" w:space="0" w:color="auto"/>
+              <w:bottom w:val="none" w:sz="0" w:space="0" w:color="auto"/>
+              <w:right w:val="none" w:sz="0" w:space="0" w:color="auto"/>
+            </w:tcBorders>
+          </w:tcPr>
+          <w:p>
+            <w:pPr>
+              <w:bidi/>
+            </w:pPr>
+            <w:r>
+              <w:rPr>
+                <w:color w:val="555555"/>
+                <w:sz w:val="18"/>
+              </w:rPr>
+              <w:t>. . . . . . . . . . . . . . . . . . . . .</w:t>
+            </w:r>
+          </w:p>
+        </w:tc>
+        <w:tc>
+          <w:tcPr>
+            <w:tcW w:type="dxa" w:w="2493"/>
+            <w:tcBorders>
+              <w:top w:val="none" w:sz="0" w:space="0" w:color="auto"/>
+              <w:left w:val="none" w:sz="0" w:space="0" w:color="auto"/>
+              <w:bottom w:val="none" w:sz="0" w:space="0" w:color="auto"/>
+              <w:right w:val="none" w:sz="0" w:space="0" w:color="auto"/>
+            </w:tcBorders>
+          </w:tcPr>
+          <w:p>
+            <w:pPr>
+              <w:bidi/>
+            </w:pPr>
+            <w:r>
+              <w:rPr>
+                <w:b/>
+                <w:sz w:val="19"/>
+              </w:rPr>
+              <w:t>المديرية الإقليمية :</w:t>
+            </w:r>
+          </w:p>
+        </w:tc>
+        <w:tc>
+          <w:tcPr>
+            <w:tcW w:type="dxa" w:w="2493"/>
+            <w:tcBorders>
+              <w:top w:val="none" w:sz="0" w:space="0" w:color="auto"/>
+              <w:left w:val="none" w:sz="0" w:space="0" w:color="auto"/>
+              <w:bottom w:val="none" w:sz="0" w:space="0" w:color="auto"/>
+              <w:right w:val="none" w:sz="0" w:space="0" w:color="auto"/>
+            </w:tcBorders>
+          </w:tcPr>
+          <w:p>
+            <w:pPr>
+              <w:bidi/>
+            </w:pPr>
+            <w:r>
+              <w:rPr>
+                <w:color w:val="555555"/>
+                <w:sz w:val="18"/>
+              </w:rPr>
+              <w:t>. . . . . . . . . . . . . . . . . . . . .</w:t>
+            </w:r>
+          </w:p>
+        </w:tc>
+      </w:tr>
+      <w:tr>
+        <w:tc>
+          <w:tcPr>
+            <w:tcW w:type="dxa" w:w="2493"/>
+            <w:tcBorders>
+              <w:top w:val="none" w:sz="0" w:space="0" w:color="auto"/>
+              <w:left w:val="none" w:sz="0" w:space="0" w:color="auto"/>
+              <w:bottom w:val="none" w:sz="0" w:space="0" w:color="auto"/>
+              <w:right w:val="none" w:sz="0" w:space="0" w:color="auto"/>
+            </w:tcBorders>
+          </w:tcPr>
+          <w:p>
+            <w:pPr>
+              <w:bidi/>
+            </w:pPr>
+            <w:r>
+              <w:rPr>
+                <w:b/>
+                <w:sz w:val="19"/>
+              </w:rPr>
+              <w:t>المؤسسـة :</w:t>
+            </w:r>
+          </w:p>
+        </w:tc>
+        <w:tc>
+          <w:tcPr>
+            <w:tcW w:type="dxa" w:w="2493"/>
+            <w:tcBorders>
+              <w:top w:val="none" w:sz="0" w:space="0" w:color="auto"/>
+              <w:left w:val="none" w:sz="0" w:space="0" w:color="auto"/>
+              <w:bottom w:val="none" w:sz="0" w:space="0" w:color="auto"/>
+              <w:right w:val="none" w:sz="0" w:space="0" w:color="auto"/>
+            </w:tcBorders>
+          </w:tcPr>
+          <w:p>
+            <w:pPr>
+              <w:bidi/>
+            </w:pPr>
+            <w:r>
+              <w:rPr>
+                <w:color w:val="555555"/>
+                <w:sz w:val="18"/>
+              </w:rPr>
+              <w:t>. . . . . . . . . . . . . . . . . . . . .</w:t>
+            </w:r>
+          </w:p>
+        </w:tc>
+        <w:tc>
+          <w:tcPr>
+            <w:tcW w:type="dxa" w:w="2493"/>
+            <w:tcBorders>
+              <w:top w:val="none" w:sz="0" w:space="0" w:color="auto"/>
+              <w:left w:val="none" w:sz="0" w:space="0" w:color="auto"/>
+              <w:bottom w:val="none" w:sz="0" w:space="0" w:color="auto"/>
+              <w:right w:val="none" w:sz="0" w:space="0" w:color="auto"/>
+            </w:tcBorders>
+          </w:tcPr>
+          <w:p>
+            <w:pPr>
+              <w:bidi/>
+            </w:pPr>
+            <w:r>
+              <w:rPr>
+                <w:b/>
+                <w:sz w:val="19"/>
+              </w:rPr>
+              <w:t>النـادي :</w:t>
+            </w:r>
+          </w:p>
+        </w:tc>
+        <w:tc>
+          <w:tcPr>
+            <w:tcW w:type="dxa" w:w="2493"/>
+            <w:tcBorders>
+              <w:top w:val="none" w:sz="0" w:space="0" w:color="auto"/>
+              <w:left w:val="none" w:sz="0" w:space="0" w:color="auto"/>
+              <w:bottom w:val="none" w:sz="0" w:space="0" w:color="auto"/>
+              <w:right w:val="none" w:sz="0" w:space="0" w:color="auto"/>
+            </w:tcBorders>
+          </w:tcPr>
+          <w:p>
+            <w:pPr>
+              <w:bidi/>
+            </w:pPr>
+            <w:r>
+              <w:rPr>
+                <w:color w:val="555555"/>
+                <w:sz w:val="18"/>
+              </w:rPr>
+              <w:t>. . . . . . . . . . . . . . . . . . . . .</w:t>
+            </w:r>
+          </w:p>
+        </w:tc>
+      </w:tr>
+      <w:tr>
+        <w:tc>
+          <w:tcPr>
+            <w:tcW w:type="dxa" w:w="9972"/>
+            <w:gridSpan w:val="4"/>
+            <w:tcBorders>
+              <w:top w:val="none" w:sz="0" w:space="0" w:color="auto"/>
+              <w:left w:val="none" w:sz="0" w:space="0" w:color="auto"/>
+              <w:bottom w:val="none" w:sz="0" w:space="0" w:color="auto"/>
+              <w:right w:val="none" w:sz="0" w:space="0" w:color="auto"/>
+            </w:tcBorders>
+          </w:tcPr>
+          <w:p>
+            <w:pPr>
+              <w:jc w:val="center"/>
+              <w:bidi/>
+            </w:pPr>
+            <w:r>
+              <w:rPr>
+                <w:b/>
+                <w:sz w:val="20"/>
+              </w:rPr>
+              <w:t>الموسم الدراسي :  . . . . . . . .  /  . . . . . . . .</w:t>
+            </w:r>
+          </w:p>
+        </w:tc>
+      </w:tr>
+    </w:tbl>
     <w:p/>
     <w:tbl>
       <w:tblPr>
@@ -101,6 +289,12 @@
           <w:tcPr>
             <w:tcW w:type="dxa" w:w="1662"/>
             <w:shd w:val="clear" w:color="auto" w:fill="e8e8e8"/>
+            <w:tcBorders>
+              <w:top w:val="single" w:sz="4" w:space="0" w:color="555555"/>
+              <w:left w:val="single" w:sz="4" w:space="0" w:color="555555"/>
+              <w:bottom w:val="single" w:sz="4" w:space="0" w:color="555555"/>
+              <w:right w:val="single" w:sz="4" w:space="0" w:color="555555"/>
+            </w:tcBorders>
           </w:tcPr>
           <w:p>
             <w:pPr>
@@ -110,9 +304,11 @@
             <w:r>
               <w:rPr>
                 <w:b/>
-                <w:sz w:val="20"/>
+                <w:sz w:val="18"/>
               </w:rPr>
-              <w:t>الرقم</w:t>
+              <w:t>رت</w:t>
+              <w:br/>
+              <w:t>(*)</w:t>
             </w:r>
           </w:p>
         </w:tc>
@@ -120,6 +316,12 @@
           <w:tcPr>
             <w:tcW w:type="dxa" w:w="1662"/>
             <w:shd w:val="clear" w:color="auto" w:fill="e8e8e8"/>
+            <w:tcBorders>
+              <w:top w:val="single" w:sz="4" w:space="0" w:color="555555"/>
+              <w:left w:val="single" w:sz="4" w:space="0" w:color="555555"/>
+              <w:bottom w:val="single" w:sz="4" w:space="0" w:color="555555"/>
+              <w:right w:val="single" w:sz="4" w:space="0" w:color="555555"/>
+            </w:tcBorders>
           </w:tcPr>
           <w:p>
             <w:pPr>
@@ -129,9 +331,11 @@
             <w:r>
               <w:rPr>
                 <w:b/>
-                <w:sz w:val="20"/>
+                <w:sz w:val="18"/>
               </w:rPr>
-              <w:t>النشاط</w:t>
+              <w:t>موضوع النشاط</w:t>
+              <w:br/>
+              <w:t>(**)</w:t>
             </w:r>
           </w:p>
         </w:tc>
@@ -139,6 +343,12 @@
           <w:tcPr>
             <w:tcW w:type="dxa" w:w="1662"/>
             <w:shd w:val="clear" w:color="auto" w:fill="e8e8e8"/>
+            <w:tcBorders>
+              <w:top w:val="single" w:sz="4" w:space="0" w:color="555555"/>
+              <w:left w:val="single" w:sz="4" w:space="0" w:color="555555"/>
+              <w:bottom w:val="single" w:sz="4" w:space="0" w:color="555555"/>
+              <w:right w:val="single" w:sz="4" w:space="0" w:color="555555"/>
+            </w:tcBorders>
           </w:tcPr>
           <w:p>
             <w:pPr>
@@ -148,9 +358,9 @@
             <w:r>
               <w:rPr>
                 <w:b/>
-                <w:sz w:val="20"/>
+                <w:sz w:val="18"/>
               </w:rPr>
-              <w:t>الفترة الزمنية</w:t>
+              <w:t>فترة الإنجاز</w:t>
             </w:r>
           </w:p>
         </w:tc>
@@ -158,6 +368,12 @@
           <w:tcPr>
             <w:tcW w:type="dxa" w:w="1662"/>
             <w:shd w:val="clear" w:color="auto" w:fill="e8e8e8"/>
+            <w:tcBorders>
+              <w:top w:val="single" w:sz="4" w:space="0" w:color="555555"/>
+              <w:left w:val="single" w:sz="4" w:space="0" w:color="555555"/>
+              <w:bottom w:val="single" w:sz="4" w:space="0" w:color="555555"/>
+              <w:right w:val="single" w:sz="4" w:space="0" w:color="555555"/>
+            </w:tcBorders>
           </w:tcPr>
           <w:p>
             <w:pPr>
@@ -167,7 +383,7 @@
             <w:r>
               <w:rPr>
                 <w:b/>
-                <w:sz w:val="20"/>
+                <w:sz w:val="18"/>
               </w:rPr>
               <w:t>المتدخلون</w:t>
             </w:r>
@@ -177,6 +393,12 @@
           <w:tcPr>
             <w:tcW w:type="dxa" w:w="1662"/>
             <w:shd w:val="clear" w:color="auto" w:fill="e8e8e8"/>
+            <w:tcBorders>
+              <w:top w:val="single" w:sz="4" w:space="0" w:color="555555"/>
+              <w:left w:val="single" w:sz="4" w:space="0" w:color="555555"/>
+              <w:bottom w:val="single" w:sz="4" w:space="0" w:color="555555"/>
+              <w:right w:val="single" w:sz="4" w:space="0" w:color="555555"/>
+            </w:tcBorders>
           </w:tcPr>
           <w:p>
             <w:pPr>
@@ -186,9 +408,9 @@
             <w:r>
               <w:rPr>
                 <w:b/>
-                <w:sz w:val="20"/>
+                <w:sz w:val="18"/>
               </w:rPr>
-              <w:t>الفئة المستهدفة</w:t>
+              <w:t>الفئات المستهدفة</w:t>
             </w:r>
           </w:p>
         </w:tc>
@@ -196,6 +418,12 @@
           <w:tcPr>
             <w:tcW w:type="dxa" w:w="1662"/>
             <w:shd w:val="clear" w:color="auto" w:fill="e8e8e8"/>
+            <w:tcBorders>
+              <w:top w:val="single" w:sz="4" w:space="0" w:color="555555"/>
+              <w:left w:val="single" w:sz="4" w:space="0" w:color="555555"/>
+              <w:bottom w:val="single" w:sz="4" w:space="0" w:color="555555"/>
+              <w:right w:val="single" w:sz="4" w:space="0" w:color="555555"/>
+            </w:tcBorders>
           </w:tcPr>
           <w:p>
             <w:pPr>
@@ -205,767 +433,670 @@
             <w:r>
               <w:rPr>
                 <w:b/>
-                <w:sz w:val="20"/>
+                <w:sz w:val="18"/>
               </w:rPr>
-              <w:t>الملاحظات</w:t>
+              <w:t>ملاحظات</w:t>
             </w:r>
           </w:p>
         </w:tc>
       </w:tr>
       <w:tr>
+        <w:trPr>
+          <w:trHeight w:val="481"/>
+        </w:trPr>
         <w:tc>
           <w:tcPr>
             <w:tcW w:type="dxa" w:w="1662"/>
+            <w:shd w:val="clear" w:color="auto" w:fill="f3f3f3"/>
+            <w:tcBorders>
+              <w:top w:val="single" w:sz="4" w:space="0" w:color="555555"/>
+              <w:left w:val="single" w:sz="4" w:space="0" w:color="555555"/>
+              <w:bottom w:val="single" w:sz="4" w:space="0" w:color="555555"/>
+              <w:right w:val="single" w:sz="4" w:space="0" w:color="555555"/>
+            </w:tcBorders>
           </w:tcPr>
           <w:p>
             <w:pPr>
               <w:jc w:val="center"/>
+              <w:bidi/>
             </w:pPr>
+            <w:r>
+              <w:rPr>
+                <w:sz w:val="18"/>
+              </w:rPr>
+              <w:t>1</w:t>
+            </w:r>
           </w:p>
         </w:tc>
         <w:tc>
           <w:tcPr>
             <w:tcW w:type="dxa" w:w="1662"/>
+            <w:tcBorders>
+              <w:top w:val="single" w:sz="4" w:space="0" w:color="555555"/>
+              <w:left w:val="single" w:sz="4" w:space="0" w:color="555555"/>
+              <w:bottom w:val="single" w:sz="4" w:space="0" w:color="555555"/>
+              <w:right w:val="single" w:sz="4" w:space="0" w:color="555555"/>
+            </w:tcBorders>
+          </w:tcPr>
+          <w:p/>
+        </w:tc>
+        <w:tc>
+          <w:tcPr>
+            <w:tcW w:type="dxa" w:w="1662"/>
+            <w:tcBorders>
+              <w:top w:val="single" w:sz="4" w:space="0" w:color="555555"/>
+              <w:left w:val="single" w:sz="4" w:space="0" w:color="555555"/>
+              <w:bottom w:val="single" w:sz="4" w:space="0" w:color="555555"/>
+              <w:right w:val="single" w:sz="4" w:space="0" w:color="555555"/>
+            </w:tcBorders>
+          </w:tcPr>
+          <w:p/>
+        </w:tc>
+        <w:tc>
+          <w:tcPr>
+            <w:tcW w:type="dxa" w:w="1662"/>
+            <w:tcBorders>
+              <w:top w:val="single" w:sz="4" w:space="0" w:color="555555"/>
+              <w:left w:val="single" w:sz="4" w:space="0" w:color="555555"/>
+              <w:bottom w:val="single" w:sz="4" w:space="0" w:color="555555"/>
+              <w:right w:val="single" w:sz="4" w:space="0" w:color="555555"/>
+            </w:tcBorders>
+          </w:tcPr>
+          <w:p/>
+        </w:tc>
+        <w:tc>
+          <w:tcPr>
+            <w:tcW w:type="dxa" w:w="1662"/>
+            <w:tcBorders>
+              <w:top w:val="single" w:sz="4" w:space="0" w:color="555555"/>
+              <w:left w:val="single" w:sz="4" w:space="0" w:color="555555"/>
+              <w:bottom w:val="single" w:sz="4" w:space="0" w:color="555555"/>
+              <w:right w:val="single" w:sz="4" w:space="0" w:color="555555"/>
+            </w:tcBorders>
+          </w:tcPr>
+          <w:p/>
+        </w:tc>
+        <w:tc>
+          <w:tcPr>
+            <w:tcW w:type="dxa" w:w="1662"/>
+            <w:tcBorders>
+              <w:top w:val="single" w:sz="4" w:space="0" w:color="555555"/>
+              <w:left w:val="single" w:sz="4" w:space="0" w:color="555555"/>
+              <w:bottom w:val="single" w:sz="4" w:space="0" w:color="555555"/>
+              <w:right w:val="single" w:sz="4" w:space="0" w:color="555555"/>
+            </w:tcBorders>
+          </w:tcPr>
+          <w:p/>
+        </w:tc>
+      </w:tr>
+      <w:tr>
+        <w:trPr>
+          <w:trHeight w:val="481"/>
+        </w:trPr>
+        <w:tc>
+          <w:tcPr>
+            <w:tcW w:type="dxa" w:w="1662"/>
+            <w:shd w:val="clear" w:color="auto" w:fill="f3f3f3"/>
+            <w:tcBorders>
+              <w:top w:val="single" w:sz="4" w:space="0" w:color="555555"/>
+              <w:left w:val="single" w:sz="4" w:space="0" w:color="555555"/>
+              <w:bottom w:val="single" w:sz="4" w:space="0" w:color="555555"/>
+              <w:right w:val="single" w:sz="4" w:space="0" w:color="555555"/>
+            </w:tcBorders>
           </w:tcPr>
           <w:p>
             <w:pPr>
               <w:jc w:val="center"/>
+              <w:bidi/>
             </w:pPr>
+            <w:r>
+              <w:rPr>
+                <w:sz w:val="18"/>
+              </w:rPr>
+              <w:t>2</w:t>
+            </w:r>
           </w:p>
         </w:tc>
         <w:tc>
           <w:tcPr>
             <w:tcW w:type="dxa" w:w="1662"/>
+            <w:tcBorders>
+              <w:top w:val="single" w:sz="4" w:space="0" w:color="555555"/>
+              <w:left w:val="single" w:sz="4" w:space="0" w:color="555555"/>
+              <w:bottom w:val="single" w:sz="4" w:space="0" w:color="555555"/>
+              <w:right w:val="single" w:sz="4" w:space="0" w:color="555555"/>
+            </w:tcBorders>
+          </w:tcPr>
+          <w:p/>
+        </w:tc>
+        <w:tc>
+          <w:tcPr>
+            <w:tcW w:type="dxa" w:w="1662"/>
+            <w:tcBorders>
+              <w:top w:val="single" w:sz="4" w:space="0" w:color="555555"/>
+              <w:left w:val="single" w:sz="4" w:space="0" w:color="555555"/>
+              <w:bottom w:val="single" w:sz="4" w:space="0" w:color="555555"/>
+              <w:right w:val="single" w:sz="4" w:space="0" w:color="555555"/>
+            </w:tcBorders>
+          </w:tcPr>
+          <w:p/>
+        </w:tc>
+        <w:tc>
+          <w:tcPr>
+            <w:tcW w:type="dxa" w:w="1662"/>
+            <w:tcBorders>
+              <w:top w:val="single" w:sz="4" w:space="0" w:color="555555"/>
+              <w:left w:val="single" w:sz="4" w:space="0" w:color="555555"/>
+              <w:bottom w:val="single" w:sz="4" w:space="0" w:color="555555"/>
+              <w:right w:val="single" w:sz="4" w:space="0" w:color="555555"/>
+            </w:tcBorders>
+          </w:tcPr>
+          <w:p/>
+        </w:tc>
+        <w:tc>
+          <w:tcPr>
+            <w:tcW w:type="dxa" w:w="1662"/>
+            <w:tcBorders>
+              <w:top w:val="single" w:sz="4" w:space="0" w:color="555555"/>
+              <w:left w:val="single" w:sz="4" w:space="0" w:color="555555"/>
+              <w:bottom w:val="single" w:sz="4" w:space="0" w:color="555555"/>
+              <w:right w:val="single" w:sz="4" w:space="0" w:color="555555"/>
+            </w:tcBorders>
+          </w:tcPr>
+          <w:p/>
+        </w:tc>
+        <w:tc>
+          <w:tcPr>
+            <w:tcW w:type="dxa" w:w="1662"/>
+            <w:tcBorders>
+              <w:top w:val="single" w:sz="4" w:space="0" w:color="555555"/>
+              <w:left w:val="single" w:sz="4" w:space="0" w:color="555555"/>
+              <w:bottom w:val="single" w:sz="4" w:space="0" w:color="555555"/>
+              <w:right w:val="single" w:sz="4" w:space="0" w:color="555555"/>
+            </w:tcBorders>
+          </w:tcPr>
+          <w:p/>
+        </w:tc>
+      </w:tr>
+      <w:tr>
+        <w:trPr>
+          <w:trHeight w:val="481"/>
+        </w:trPr>
+        <w:tc>
+          <w:tcPr>
+            <w:tcW w:type="dxa" w:w="1662"/>
+            <w:shd w:val="clear" w:color="auto" w:fill="f3f3f3"/>
+            <w:tcBorders>
+              <w:top w:val="single" w:sz="4" w:space="0" w:color="555555"/>
+              <w:left w:val="single" w:sz="4" w:space="0" w:color="555555"/>
+              <w:bottom w:val="single" w:sz="4" w:space="0" w:color="555555"/>
+              <w:right w:val="single" w:sz="4" w:space="0" w:color="555555"/>
+            </w:tcBorders>
           </w:tcPr>
           <w:p>
             <w:pPr>
               <w:jc w:val="center"/>
+              <w:bidi/>
             </w:pPr>
+            <w:r>
+              <w:rPr>
+                <w:sz w:val="18"/>
+              </w:rPr>
+              <w:t>3</w:t>
+            </w:r>
           </w:p>
         </w:tc>
         <w:tc>
           <w:tcPr>
             <w:tcW w:type="dxa" w:w="1662"/>
+            <w:tcBorders>
+              <w:top w:val="single" w:sz="4" w:space="0" w:color="555555"/>
+              <w:left w:val="single" w:sz="4" w:space="0" w:color="555555"/>
+              <w:bottom w:val="single" w:sz="4" w:space="0" w:color="555555"/>
+              <w:right w:val="single" w:sz="4" w:space="0" w:color="555555"/>
+            </w:tcBorders>
+          </w:tcPr>
+          <w:p/>
+        </w:tc>
+        <w:tc>
+          <w:tcPr>
+            <w:tcW w:type="dxa" w:w="1662"/>
+            <w:tcBorders>
+              <w:top w:val="single" w:sz="4" w:space="0" w:color="555555"/>
+              <w:left w:val="single" w:sz="4" w:space="0" w:color="555555"/>
+              <w:bottom w:val="single" w:sz="4" w:space="0" w:color="555555"/>
+              <w:right w:val="single" w:sz="4" w:space="0" w:color="555555"/>
+            </w:tcBorders>
+          </w:tcPr>
+          <w:p/>
+        </w:tc>
+        <w:tc>
+          <w:tcPr>
+            <w:tcW w:type="dxa" w:w="1662"/>
+            <w:tcBorders>
+              <w:top w:val="single" w:sz="4" w:space="0" w:color="555555"/>
+              <w:left w:val="single" w:sz="4" w:space="0" w:color="555555"/>
+              <w:bottom w:val="single" w:sz="4" w:space="0" w:color="555555"/>
+              <w:right w:val="single" w:sz="4" w:space="0" w:color="555555"/>
+            </w:tcBorders>
+          </w:tcPr>
+          <w:p/>
+        </w:tc>
+        <w:tc>
+          <w:tcPr>
+            <w:tcW w:type="dxa" w:w="1662"/>
+            <w:tcBorders>
+              <w:top w:val="single" w:sz="4" w:space="0" w:color="555555"/>
+              <w:left w:val="single" w:sz="4" w:space="0" w:color="555555"/>
+              <w:bottom w:val="single" w:sz="4" w:space="0" w:color="555555"/>
+              <w:right w:val="single" w:sz="4" w:space="0" w:color="555555"/>
+            </w:tcBorders>
+          </w:tcPr>
+          <w:p/>
+        </w:tc>
+        <w:tc>
+          <w:tcPr>
+            <w:tcW w:type="dxa" w:w="1662"/>
+            <w:tcBorders>
+              <w:top w:val="single" w:sz="4" w:space="0" w:color="555555"/>
+              <w:left w:val="single" w:sz="4" w:space="0" w:color="555555"/>
+              <w:bottom w:val="single" w:sz="4" w:space="0" w:color="555555"/>
+              <w:right w:val="single" w:sz="4" w:space="0" w:color="555555"/>
+            </w:tcBorders>
+          </w:tcPr>
+          <w:p/>
+        </w:tc>
+      </w:tr>
+      <w:tr>
+        <w:trPr>
+          <w:trHeight w:val="481"/>
+        </w:trPr>
+        <w:tc>
+          <w:tcPr>
+            <w:tcW w:type="dxa" w:w="1662"/>
+            <w:shd w:val="clear" w:color="auto" w:fill="f3f3f3"/>
+            <w:tcBorders>
+              <w:top w:val="single" w:sz="4" w:space="0" w:color="555555"/>
+              <w:left w:val="single" w:sz="4" w:space="0" w:color="555555"/>
+              <w:bottom w:val="single" w:sz="4" w:space="0" w:color="555555"/>
+              <w:right w:val="single" w:sz="4" w:space="0" w:color="555555"/>
+            </w:tcBorders>
           </w:tcPr>
           <w:p>
             <w:pPr>
               <w:jc w:val="center"/>
+              <w:bidi/>
             </w:pPr>
+            <w:r>
+              <w:rPr>
+                <w:sz w:val="18"/>
+              </w:rPr>
+              <w:t>4</w:t>
+            </w:r>
           </w:p>
         </w:tc>
         <w:tc>
           <w:tcPr>
             <w:tcW w:type="dxa" w:w="1662"/>
+            <w:tcBorders>
+              <w:top w:val="single" w:sz="4" w:space="0" w:color="555555"/>
+              <w:left w:val="single" w:sz="4" w:space="0" w:color="555555"/>
+              <w:bottom w:val="single" w:sz="4" w:space="0" w:color="555555"/>
+              <w:right w:val="single" w:sz="4" w:space="0" w:color="555555"/>
+            </w:tcBorders>
+          </w:tcPr>
+          <w:p/>
+        </w:tc>
+        <w:tc>
+          <w:tcPr>
+            <w:tcW w:type="dxa" w:w="1662"/>
+            <w:tcBorders>
+              <w:top w:val="single" w:sz="4" w:space="0" w:color="555555"/>
+              <w:left w:val="single" w:sz="4" w:space="0" w:color="555555"/>
+              <w:bottom w:val="single" w:sz="4" w:space="0" w:color="555555"/>
+              <w:right w:val="single" w:sz="4" w:space="0" w:color="555555"/>
+            </w:tcBorders>
+          </w:tcPr>
+          <w:p/>
+        </w:tc>
+        <w:tc>
+          <w:tcPr>
+            <w:tcW w:type="dxa" w:w="1662"/>
+            <w:tcBorders>
+              <w:top w:val="single" w:sz="4" w:space="0" w:color="555555"/>
+              <w:left w:val="single" w:sz="4" w:space="0" w:color="555555"/>
+              <w:bottom w:val="single" w:sz="4" w:space="0" w:color="555555"/>
+              <w:right w:val="single" w:sz="4" w:space="0" w:color="555555"/>
+            </w:tcBorders>
+          </w:tcPr>
+          <w:p/>
+        </w:tc>
+        <w:tc>
+          <w:tcPr>
+            <w:tcW w:type="dxa" w:w="1662"/>
+            <w:tcBorders>
+              <w:top w:val="single" w:sz="4" w:space="0" w:color="555555"/>
+              <w:left w:val="single" w:sz="4" w:space="0" w:color="555555"/>
+              <w:bottom w:val="single" w:sz="4" w:space="0" w:color="555555"/>
+              <w:right w:val="single" w:sz="4" w:space="0" w:color="555555"/>
+            </w:tcBorders>
+          </w:tcPr>
+          <w:p/>
+        </w:tc>
+        <w:tc>
+          <w:tcPr>
+            <w:tcW w:type="dxa" w:w="1662"/>
+            <w:tcBorders>
+              <w:top w:val="single" w:sz="4" w:space="0" w:color="555555"/>
+              <w:left w:val="single" w:sz="4" w:space="0" w:color="555555"/>
+              <w:bottom w:val="single" w:sz="4" w:space="0" w:color="555555"/>
+              <w:right w:val="single" w:sz="4" w:space="0" w:color="555555"/>
+            </w:tcBorders>
+          </w:tcPr>
+          <w:p/>
+        </w:tc>
+      </w:tr>
+      <w:tr>
+        <w:trPr>
+          <w:trHeight w:val="481"/>
+        </w:trPr>
+        <w:tc>
+          <w:tcPr>
+            <w:tcW w:type="dxa" w:w="1662"/>
+            <w:shd w:val="clear" w:color="auto" w:fill="f3f3f3"/>
+            <w:tcBorders>
+              <w:top w:val="single" w:sz="4" w:space="0" w:color="555555"/>
+              <w:left w:val="single" w:sz="4" w:space="0" w:color="555555"/>
+              <w:bottom w:val="single" w:sz="4" w:space="0" w:color="555555"/>
+              <w:right w:val="single" w:sz="4" w:space="0" w:color="555555"/>
+            </w:tcBorders>
           </w:tcPr>
           <w:p>
             <w:pPr>
               <w:jc w:val="center"/>
+              <w:bidi/>
             </w:pPr>
+            <w:r>
+              <w:rPr>
+                <w:sz w:val="18"/>
+              </w:rPr>
+              <w:t>5</w:t>
+            </w:r>
           </w:p>
         </w:tc>
         <w:tc>
           <w:tcPr>
             <w:tcW w:type="dxa" w:w="1662"/>
+            <w:tcBorders>
+              <w:top w:val="single" w:sz="4" w:space="0" w:color="555555"/>
+              <w:left w:val="single" w:sz="4" w:space="0" w:color="555555"/>
+              <w:bottom w:val="single" w:sz="4" w:space="0" w:color="555555"/>
+              <w:right w:val="single" w:sz="4" w:space="0" w:color="555555"/>
+            </w:tcBorders>
+          </w:tcPr>
+          <w:p/>
+        </w:tc>
+        <w:tc>
+          <w:tcPr>
+            <w:tcW w:type="dxa" w:w="1662"/>
+            <w:tcBorders>
+              <w:top w:val="single" w:sz="4" w:space="0" w:color="555555"/>
+              <w:left w:val="single" w:sz="4" w:space="0" w:color="555555"/>
+              <w:bottom w:val="single" w:sz="4" w:space="0" w:color="555555"/>
+              <w:right w:val="single" w:sz="4" w:space="0" w:color="555555"/>
+            </w:tcBorders>
+          </w:tcPr>
+          <w:p/>
+        </w:tc>
+        <w:tc>
+          <w:tcPr>
+            <w:tcW w:type="dxa" w:w="1662"/>
+            <w:tcBorders>
+              <w:top w:val="single" w:sz="4" w:space="0" w:color="555555"/>
+              <w:left w:val="single" w:sz="4" w:space="0" w:color="555555"/>
+              <w:bottom w:val="single" w:sz="4" w:space="0" w:color="555555"/>
+              <w:right w:val="single" w:sz="4" w:space="0" w:color="555555"/>
+            </w:tcBorders>
+          </w:tcPr>
+          <w:p/>
+        </w:tc>
+        <w:tc>
+          <w:tcPr>
+            <w:tcW w:type="dxa" w:w="1662"/>
+            <w:tcBorders>
+              <w:top w:val="single" w:sz="4" w:space="0" w:color="555555"/>
+              <w:left w:val="single" w:sz="4" w:space="0" w:color="555555"/>
+              <w:bottom w:val="single" w:sz="4" w:space="0" w:color="555555"/>
+              <w:right w:val="single" w:sz="4" w:space="0" w:color="555555"/>
+            </w:tcBorders>
+          </w:tcPr>
+          <w:p/>
+        </w:tc>
+        <w:tc>
+          <w:tcPr>
+            <w:tcW w:type="dxa" w:w="1662"/>
+            <w:tcBorders>
+              <w:top w:val="single" w:sz="4" w:space="0" w:color="555555"/>
+              <w:left w:val="single" w:sz="4" w:space="0" w:color="555555"/>
+              <w:bottom w:val="single" w:sz="4" w:space="0" w:color="555555"/>
+              <w:right w:val="single" w:sz="4" w:space="0" w:color="555555"/>
+            </w:tcBorders>
+          </w:tcPr>
+          <w:p/>
+        </w:tc>
+      </w:tr>
+      <w:tr>
+        <w:trPr>
+          <w:trHeight w:val="481"/>
+        </w:trPr>
+        <w:tc>
+          <w:tcPr>
+            <w:tcW w:type="dxa" w:w="1662"/>
+            <w:shd w:val="clear" w:color="auto" w:fill="f3f3f3"/>
+            <w:tcBorders>
+              <w:top w:val="single" w:sz="4" w:space="0" w:color="555555"/>
+              <w:left w:val="single" w:sz="4" w:space="0" w:color="555555"/>
+              <w:bottom w:val="single" w:sz="4" w:space="0" w:color="555555"/>
+              <w:right w:val="single" w:sz="4" w:space="0" w:color="555555"/>
+            </w:tcBorders>
           </w:tcPr>
           <w:p>
             <w:pPr>
               <w:jc w:val="center"/>
+              <w:bidi/>
             </w:pPr>
-          </w:p>
-        </w:tc>
-      </w:tr>
-      <w:tr>
-        <w:tc>
-          <w:tcPr>
-            <w:tcW w:type="dxa" w:w="1662"/>
-          </w:tcPr>
-          <w:p>
-            <w:pPr>
-              <w:jc w:val="center"/>
-            </w:pPr>
+            <w:r>
+              <w:rPr>
+                <w:sz w:val="18"/>
+              </w:rPr>
+              <w:t>6</w:t>
+            </w:r>
           </w:p>
         </w:tc>
         <w:tc>
           <w:tcPr>
             <w:tcW w:type="dxa" w:w="1662"/>
+            <w:tcBorders>
+              <w:top w:val="single" w:sz="4" w:space="0" w:color="555555"/>
+              <w:left w:val="single" w:sz="4" w:space="0" w:color="555555"/>
+              <w:bottom w:val="single" w:sz="4" w:space="0" w:color="555555"/>
+              <w:right w:val="single" w:sz="4" w:space="0" w:color="555555"/>
+            </w:tcBorders>
+          </w:tcPr>
+          <w:p/>
+        </w:tc>
+        <w:tc>
+          <w:tcPr>
+            <w:tcW w:type="dxa" w:w="1662"/>
+            <w:tcBorders>
+              <w:top w:val="single" w:sz="4" w:space="0" w:color="555555"/>
+              <w:left w:val="single" w:sz="4" w:space="0" w:color="555555"/>
+              <w:bottom w:val="single" w:sz="4" w:space="0" w:color="555555"/>
+              <w:right w:val="single" w:sz="4" w:space="0" w:color="555555"/>
+            </w:tcBorders>
+          </w:tcPr>
+          <w:p/>
+        </w:tc>
+        <w:tc>
+          <w:tcPr>
+            <w:tcW w:type="dxa" w:w="1662"/>
+            <w:tcBorders>
+              <w:top w:val="single" w:sz="4" w:space="0" w:color="555555"/>
+              <w:left w:val="single" w:sz="4" w:space="0" w:color="555555"/>
+              <w:bottom w:val="single" w:sz="4" w:space="0" w:color="555555"/>
+              <w:right w:val="single" w:sz="4" w:space="0" w:color="555555"/>
+            </w:tcBorders>
+          </w:tcPr>
+          <w:p/>
+        </w:tc>
+        <w:tc>
+          <w:tcPr>
+            <w:tcW w:type="dxa" w:w="1662"/>
+            <w:tcBorders>
+              <w:top w:val="single" w:sz="4" w:space="0" w:color="555555"/>
+              <w:left w:val="single" w:sz="4" w:space="0" w:color="555555"/>
+              <w:bottom w:val="single" w:sz="4" w:space="0" w:color="555555"/>
+              <w:right w:val="single" w:sz="4" w:space="0" w:color="555555"/>
+            </w:tcBorders>
+          </w:tcPr>
+          <w:p/>
+        </w:tc>
+        <w:tc>
+          <w:tcPr>
+            <w:tcW w:type="dxa" w:w="1662"/>
+            <w:tcBorders>
+              <w:top w:val="single" w:sz="4" w:space="0" w:color="555555"/>
+              <w:left w:val="single" w:sz="4" w:space="0" w:color="555555"/>
+              <w:bottom w:val="single" w:sz="4" w:space="0" w:color="555555"/>
+              <w:right w:val="single" w:sz="4" w:space="0" w:color="555555"/>
+            </w:tcBorders>
+          </w:tcPr>
+          <w:p/>
+        </w:tc>
+      </w:tr>
+      <w:tr>
+        <w:trPr>
+          <w:trHeight w:val="481"/>
+        </w:trPr>
+        <w:tc>
+          <w:tcPr>
+            <w:tcW w:type="dxa" w:w="1662"/>
+            <w:shd w:val="clear" w:color="auto" w:fill="f3f3f3"/>
+            <w:tcBorders>
+              <w:top w:val="single" w:sz="4" w:space="0" w:color="555555"/>
+              <w:left w:val="single" w:sz="4" w:space="0" w:color="555555"/>
+              <w:bottom w:val="single" w:sz="4" w:space="0" w:color="555555"/>
+              <w:right w:val="single" w:sz="4" w:space="0" w:color="555555"/>
+            </w:tcBorders>
           </w:tcPr>
           <w:p>
             <w:pPr>
               <w:jc w:val="center"/>
+              <w:bidi/>
             </w:pPr>
+            <w:r>
+              <w:rPr>
+                <w:sz w:val="18"/>
+              </w:rPr>
+              <w:t>...</w:t>
+            </w:r>
           </w:p>
         </w:tc>
         <w:tc>
           <w:tcPr>
             <w:tcW w:type="dxa" w:w="1662"/>
+            <w:tcBorders>
+              <w:top w:val="single" w:sz="4" w:space="0" w:color="555555"/>
+              <w:left w:val="single" w:sz="4" w:space="0" w:color="555555"/>
+              <w:bottom w:val="single" w:sz="4" w:space="0" w:color="555555"/>
+              <w:right w:val="single" w:sz="4" w:space="0" w:color="555555"/>
+            </w:tcBorders>
           </w:tcPr>
-          <w:p>
-            <w:pPr>
-              <w:jc w:val="center"/>
-            </w:pPr>
-          </w:p>
+          <w:p/>
         </w:tc>
         <w:tc>
           <w:tcPr>
             <w:tcW w:type="dxa" w:w="1662"/>
+            <w:tcBorders>
+              <w:top w:val="single" w:sz="4" w:space="0" w:color="555555"/>
+              <w:left w:val="single" w:sz="4" w:space="0" w:color="555555"/>
+              <w:bottom w:val="single" w:sz="4" w:space="0" w:color="555555"/>
+              <w:right w:val="single" w:sz="4" w:space="0" w:color="555555"/>
+            </w:tcBorders>
           </w:tcPr>
-          <w:p>
-            <w:pPr>
-              <w:jc w:val="center"/>
-            </w:pPr>
-          </w:p>
+          <w:p/>
         </w:tc>
         <w:tc>
           <w:tcPr>
             <w:tcW w:type="dxa" w:w="1662"/>
+            <w:tcBorders>
+              <w:top w:val="single" w:sz="4" w:space="0" w:color="555555"/>
+              <w:left w:val="single" w:sz="4" w:space="0" w:color="555555"/>
+              <w:bottom w:val="single" w:sz="4" w:space="0" w:color="555555"/>
+              <w:right w:val="single" w:sz="4" w:space="0" w:color="555555"/>
+            </w:tcBorders>
           </w:tcPr>
-          <w:p>
-            <w:pPr>
-              <w:jc w:val="center"/>
-            </w:pPr>
-          </w:p>
+          <w:p/>
         </w:tc>
         <w:tc>
           <w:tcPr>
             <w:tcW w:type="dxa" w:w="1662"/>
+            <w:tcBorders>
+              <w:top w:val="single" w:sz="4" w:space="0" w:color="555555"/>
+              <w:left w:val="single" w:sz="4" w:space="0" w:color="555555"/>
+              <w:bottom w:val="single" w:sz="4" w:space="0" w:color="555555"/>
+              <w:right w:val="single" w:sz="4" w:space="0" w:color="555555"/>
+            </w:tcBorders>
           </w:tcPr>
-          <w:p>
-            <w:pPr>
-              <w:jc w:val="center"/>
-            </w:pPr>
-          </w:p>
-        </w:tc>
-      </w:tr>
-      <w:tr>
-        <w:tc>
-          <w:tcPr>
-            <w:tcW w:type="dxa" w:w="1662"/>
-          </w:tcPr>
-          <w:p>
-            <w:pPr>
-              <w:jc w:val="center"/>
-            </w:pPr>
-          </w:p>
+          <w:p/>
         </w:tc>
         <w:tc>
           <w:tcPr>
             <w:tcW w:type="dxa" w:w="1662"/>
+            <w:tcBorders>
+              <w:top w:val="single" w:sz="4" w:space="0" w:color="555555"/>
+              <w:left w:val="single" w:sz="4" w:space="0" w:color="555555"/>
+              <w:bottom w:val="single" w:sz="4" w:space="0" w:color="555555"/>
+              <w:right w:val="single" w:sz="4" w:space="0" w:color="555555"/>
+            </w:tcBorders>
           </w:tcPr>
-          <w:p>
-            <w:pPr>
-              <w:jc w:val="center"/>
-            </w:pPr>
-          </w:p>
-        </w:tc>
-        <w:tc>
-          <w:tcPr>
-            <w:tcW w:type="dxa" w:w="1662"/>
-          </w:tcPr>
-          <w:p>
-            <w:pPr>
-              <w:jc w:val="center"/>
-            </w:pPr>
-          </w:p>
-        </w:tc>
-        <w:tc>
-          <w:tcPr>
-            <w:tcW w:type="dxa" w:w="1662"/>
-          </w:tcPr>
-          <w:p>
-            <w:pPr>
-              <w:jc w:val="center"/>
-            </w:pPr>
-          </w:p>
-        </w:tc>
-        <w:tc>
-          <w:tcPr>
-            <w:tcW w:type="dxa" w:w="1662"/>
-          </w:tcPr>
-          <w:p>
-            <w:pPr>
-              <w:jc w:val="center"/>
-            </w:pPr>
-          </w:p>
-        </w:tc>
-        <w:tc>
-          <w:tcPr>
-            <w:tcW w:type="dxa" w:w="1662"/>
-          </w:tcPr>
-          <w:p>
-            <w:pPr>
-              <w:jc w:val="center"/>
-            </w:pPr>
-          </w:p>
-        </w:tc>
-      </w:tr>
-      <w:tr>
-        <w:tc>
-          <w:tcPr>
-            <w:tcW w:type="dxa" w:w="1662"/>
-          </w:tcPr>
-          <w:p>
-            <w:pPr>
-              <w:jc w:val="center"/>
-            </w:pPr>
-          </w:p>
-        </w:tc>
-        <w:tc>
-          <w:tcPr>
-            <w:tcW w:type="dxa" w:w="1662"/>
-          </w:tcPr>
-          <w:p>
-            <w:pPr>
-              <w:jc w:val="center"/>
-            </w:pPr>
-          </w:p>
-        </w:tc>
-        <w:tc>
-          <w:tcPr>
-            <w:tcW w:type="dxa" w:w="1662"/>
-          </w:tcPr>
-          <w:p>
-            <w:pPr>
-              <w:jc w:val="center"/>
-            </w:pPr>
-          </w:p>
-        </w:tc>
-        <w:tc>
-          <w:tcPr>
-            <w:tcW w:type="dxa" w:w="1662"/>
-          </w:tcPr>
-          <w:p>
-            <w:pPr>
-              <w:jc w:val="center"/>
-            </w:pPr>
-          </w:p>
-        </w:tc>
-        <w:tc>
-          <w:tcPr>
-            <w:tcW w:type="dxa" w:w="1662"/>
-          </w:tcPr>
-          <w:p>
-            <w:pPr>
-              <w:jc w:val="center"/>
-            </w:pPr>
-          </w:p>
-        </w:tc>
-        <w:tc>
-          <w:tcPr>
-            <w:tcW w:type="dxa" w:w="1662"/>
-          </w:tcPr>
-          <w:p>
-            <w:pPr>
-              <w:jc w:val="center"/>
-            </w:pPr>
-          </w:p>
-        </w:tc>
-      </w:tr>
-      <w:tr>
-        <w:tc>
-          <w:tcPr>
-            <w:tcW w:type="dxa" w:w="1662"/>
-          </w:tcPr>
-          <w:p>
-            <w:pPr>
-              <w:jc w:val="center"/>
-            </w:pPr>
-          </w:p>
-        </w:tc>
-        <w:tc>
-          <w:tcPr>
-            <w:tcW w:type="dxa" w:w="1662"/>
-          </w:tcPr>
-          <w:p>
-            <w:pPr>
-              <w:jc w:val="center"/>
-            </w:pPr>
-          </w:p>
-        </w:tc>
-        <w:tc>
-          <w:tcPr>
-            <w:tcW w:type="dxa" w:w="1662"/>
-          </w:tcPr>
-          <w:p>
-            <w:pPr>
-              <w:jc w:val="center"/>
-            </w:pPr>
-          </w:p>
-        </w:tc>
-        <w:tc>
-          <w:tcPr>
-            <w:tcW w:type="dxa" w:w="1662"/>
-          </w:tcPr>
-          <w:p>
-            <w:pPr>
-              <w:jc w:val="center"/>
-            </w:pPr>
-          </w:p>
-        </w:tc>
-        <w:tc>
-          <w:tcPr>
-            <w:tcW w:type="dxa" w:w="1662"/>
-          </w:tcPr>
-          <w:p>
-            <w:pPr>
-              <w:jc w:val="center"/>
-            </w:pPr>
-          </w:p>
-        </w:tc>
-        <w:tc>
-          <w:tcPr>
-            <w:tcW w:type="dxa" w:w="1662"/>
-          </w:tcPr>
-          <w:p>
-            <w:pPr>
-              <w:jc w:val="center"/>
-            </w:pPr>
-          </w:p>
-        </w:tc>
-      </w:tr>
-      <w:tr>
-        <w:tc>
-          <w:tcPr>
-            <w:tcW w:type="dxa" w:w="1662"/>
-          </w:tcPr>
-          <w:p>
-            <w:pPr>
-              <w:jc w:val="center"/>
-            </w:pPr>
-          </w:p>
-        </w:tc>
-        <w:tc>
-          <w:tcPr>
-            <w:tcW w:type="dxa" w:w="1662"/>
-          </w:tcPr>
-          <w:p>
-            <w:pPr>
-              <w:jc w:val="center"/>
-            </w:pPr>
-          </w:p>
-        </w:tc>
-        <w:tc>
-          <w:tcPr>
-            <w:tcW w:type="dxa" w:w="1662"/>
-          </w:tcPr>
-          <w:p>
-            <w:pPr>
-              <w:jc w:val="center"/>
-            </w:pPr>
-          </w:p>
-        </w:tc>
-        <w:tc>
-          <w:tcPr>
-            <w:tcW w:type="dxa" w:w="1662"/>
-          </w:tcPr>
-          <w:p>
-            <w:pPr>
-              <w:jc w:val="center"/>
-            </w:pPr>
-          </w:p>
-        </w:tc>
-        <w:tc>
-          <w:tcPr>
-            <w:tcW w:type="dxa" w:w="1662"/>
-          </w:tcPr>
-          <w:p>
-            <w:pPr>
-              <w:jc w:val="center"/>
-            </w:pPr>
-          </w:p>
-        </w:tc>
-        <w:tc>
-          <w:tcPr>
-            <w:tcW w:type="dxa" w:w="1662"/>
-          </w:tcPr>
-          <w:p>
-            <w:pPr>
-              <w:jc w:val="center"/>
-            </w:pPr>
-          </w:p>
-        </w:tc>
-      </w:tr>
-      <w:tr>
-        <w:tc>
-          <w:tcPr>
-            <w:tcW w:type="dxa" w:w="1662"/>
-          </w:tcPr>
-          <w:p>
-            <w:pPr>
-              <w:jc w:val="center"/>
-            </w:pPr>
-          </w:p>
-        </w:tc>
-        <w:tc>
-          <w:tcPr>
-            <w:tcW w:type="dxa" w:w="1662"/>
-          </w:tcPr>
-          <w:p>
-            <w:pPr>
-              <w:jc w:val="center"/>
-            </w:pPr>
-          </w:p>
-        </w:tc>
-        <w:tc>
-          <w:tcPr>
-            <w:tcW w:type="dxa" w:w="1662"/>
-          </w:tcPr>
-          <w:p>
-            <w:pPr>
-              <w:jc w:val="center"/>
-            </w:pPr>
-          </w:p>
-        </w:tc>
-        <w:tc>
-          <w:tcPr>
-            <w:tcW w:type="dxa" w:w="1662"/>
-          </w:tcPr>
-          <w:p>
-            <w:pPr>
-              <w:jc w:val="center"/>
-            </w:pPr>
-          </w:p>
-        </w:tc>
-        <w:tc>
-          <w:tcPr>
-            <w:tcW w:type="dxa" w:w="1662"/>
-          </w:tcPr>
-          <w:p>
-            <w:pPr>
-              <w:jc w:val="center"/>
-            </w:pPr>
-          </w:p>
-        </w:tc>
-        <w:tc>
-          <w:tcPr>
-            <w:tcW w:type="dxa" w:w="1662"/>
-          </w:tcPr>
-          <w:p>
-            <w:pPr>
-              <w:jc w:val="center"/>
-            </w:pPr>
-          </w:p>
-        </w:tc>
-      </w:tr>
-      <w:tr>
-        <w:tc>
-          <w:tcPr>
-            <w:tcW w:type="dxa" w:w="1662"/>
-          </w:tcPr>
-          <w:p>
-            <w:pPr>
-              <w:jc w:val="center"/>
-            </w:pPr>
-          </w:p>
-        </w:tc>
-        <w:tc>
-          <w:tcPr>
-            <w:tcW w:type="dxa" w:w="1662"/>
-          </w:tcPr>
-          <w:p>
-            <w:pPr>
-              <w:jc w:val="center"/>
-            </w:pPr>
-          </w:p>
-        </w:tc>
-        <w:tc>
-          <w:tcPr>
-            <w:tcW w:type="dxa" w:w="1662"/>
-          </w:tcPr>
-          <w:p>
-            <w:pPr>
-              <w:jc w:val="center"/>
-            </w:pPr>
-          </w:p>
-        </w:tc>
-        <w:tc>
-          <w:tcPr>
-            <w:tcW w:type="dxa" w:w="1662"/>
-          </w:tcPr>
-          <w:p>
-            <w:pPr>
-              <w:jc w:val="center"/>
-            </w:pPr>
-          </w:p>
-        </w:tc>
-        <w:tc>
-          <w:tcPr>
-            <w:tcW w:type="dxa" w:w="1662"/>
-          </w:tcPr>
-          <w:p>
-            <w:pPr>
-              <w:jc w:val="center"/>
-            </w:pPr>
-          </w:p>
-        </w:tc>
-        <w:tc>
-          <w:tcPr>
-            <w:tcW w:type="dxa" w:w="1662"/>
-          </w:tcPr>
-          <w:p>
-            <w:pPr>
-              <w:jc w:val="center"/>
-            </w:pPr>
-          </w:p>
-        </w:tc>
-      </w:tr>
-      <w:tr>
-        <w:tc>
-          <w:tcPr>
-            <w:tcW w:type="dxa" w:w="1662"/>
-          </w:tcPr>
-          <w:p>
-            <w:pPr>
-              <w:jc w:val="center"/>
-            </w:pPr>
-          </w:p>
-        </w:tc>
-        <w:tc>
-          <w:tcPr>
-            <w:tcW w:type="dxa" w:w="1662"/>
-          </w:tcPr>
-          <w:p>
-            <w:pPr>
-              <w:jc w:val="center"/>
-            </w:pPr>
-          </w:p>
-        </w:tc>
-        <w:tc>
-          <w:tcPr>
-            <w:tcW w:type="dxa" w:w="1662"/>
-          </w:tcPr>
-          <w:p>
-            <w:pPr>
-              <w:jc w:val="center"/>
-            </w:pPr>
-          </w:p>
-        </w:tc>
-        <w:tc>
-          <w:tcPr>
-            <w:tcW w:type="dxa" w:w="1662"/>
-          </w:tcPr>
-          <w:p>
-            <w:pPr>
-              <w:jc w:val="center"/>
-            </w:pPr>
-          </w:p>
-        </w:tc>
-        <w:tc>
-          <w:tcPr>
-            <w:tcW w:type="dxa" w:w="1662"/>
-          </w:tcPr>
-          <w:p>
-            <w:pPr>
-              <w:jc w:val="center"/>
-            </w:pPr>
-          </w:p>
-        </w:tc>
-        <w:tc>
-          <w:tcPr>
-            <w:tcW w:type="dxa" w:w="1662"/>
-          </w:tcPr>
-          <w:p>
-            <w:pPr>
-              <w:jc w:val="center"/>
-            </w:pPr>
-          </w:p>
-        </w:tc>
-      </w:tr>
-      <w:tr>
-        <w:tc>
-          <w:tcPr>
-            <w:tcW w:type="dxa" w:w="1662"/>
-          </w:tcPr>
-          <w:p>
-            <w:pPr>
-              <w:jc w:val="center"/>
-            </w:pPr>
-          </w:p>
-        </w:tc>
-        <w:tc>
-          <w:tcPr>
-            <w:tcW w:type="dxa" w:w="1662"/>
-          </w:tcPr>
-          <w:p>
-            <w:pPr>
-              <w:jc w:val="center"/>
-            </w:pPr>
-          </w:p>
-        </w:tc>
-        <w:tc>
-          <w:tcPr>
-            <w:tcW w:type="dxa" w:w="1662"/>
-          </w:tcPr>
-          <w:p>
-            <w:pPr>
-              <w:jc w:val="center"/>
-            </w:pPr>
-          </w:p>
-        </w:tc>
-        <w:tc>
-          <w:tcPr>
-            <w:tcW w:type="dxa" w:w="1662"/>
-          </w:tcPr>
-          <w:p>
-            <w:pPr>
-              <w:jc w:val="center"/>
-            </w:pPr>
-          </w:p>
-        </w:tc>
-        <w:tc>
-          <w:tcPr>
-            <w:tcW w:type="dxa" w:w="1662"/>
-          </w:tcPr>
-          <w:p>
-            <w:pPr>
-              <w:jc w:val="center"/>
-            </w:pPr>
-          </w:p>
-        </w:tc>
-        <w:tc>
-          <w:tcPr>
-            <w:tcW w:type="dxa" w:w="1662"/>
-          </w:tcPr>
-          <w:p>
-            <w:pPr>
-              <w:jc w:val="center"/>
-            </w:pPr>
-          </w:p>
-        </w:tc>
-      </w:tr>
-      <w:tr>
-        <w:tc>
-          <w:tcPr>
-            <w:tcW w:type="dxa" w:w="1662"/>
-          </w:tcPr>
-          <w:p>
-            <w:pPr>
-              <w:jc w:val="center"/>
-            </w:pPr>
-          </w:p>
-        </w:tc>
-        <w:tc>
-          <w:tcPr>
-            <w:tcW w:type="dxa" w:w="1662"/>
-          </w:tcPr>
-          <w:p>
-            <w:pPr>
-              <w:jc w:val="center"/>
-            </w:pPr>
-          </w:p>
-        </w:tc>
-        <w:tc>
-          <w:tcPr>
-            <w:tcW w:type="dxa" w:w="1662"/>
-          </w:tcPr>
-          <w:p>
-            <w:pPr>
-              <w:jc w:val="center"/>
-            </w:pPr>
-          </w:p>
-        </w:tc>
-        <w:tc>
-          <w:tcPr>
-            <w:tcW w:type="dxa" w:w="1662"/>
-          </w:tcPr>
-          <w:p>
-            <w:pPr>
-              <w:jc w:val="center"/>
-            </w:pPr>
-          </w:p>
-        </w:tc>
-        <w:tc>
-          <w:tcPr>
-            <w:tcW w:type="dxa" w:w="1662"/>
-          </w:tcPr>
-          <w:p>
-            <w:pPr>
-              <w:jc w:val="center"/>
-            </w:pPr>
-          </w:p>
-        </w:tc>
-        <w:tc>
-          <w:tcPr>
-            <w:tcW w:type="dxa" w:w="1662"/>
-          </w:tcPr>
-          <w:p>
-            <w:pPr>
-              <w:jc w:val="center"/>
-            </w:pPr>
-          </w:p>
-        </w:tc>
-      </w:tr>
-      <w:tr>
-        <w:tc>
-          <w:tcPr>
-            <w:tcW w:type="dxa" w:w="1662"/>
-          </w:tcPr>
-          <w:p>
-            <w:pPr>
-              <w:jc w:val="center"/>
-            </w:pPr>
-          </w:p>
-        </w:tc>
-        <w:tc>
-          <w:tcPr>
-            <w:tcW w:type="dxa" w:w="1662"/>
-          </w:tcPr>
-          <w:p>
-            <w:pPr>
-              <w:jc w:val="center"/>
-            </w:pPr>
-          </w:p>
-        </w:tc>
-        <w:tc>
-          <w:tcPr>
-            <w:tcW w:type="dxa" w:w="1662"/>
-          </w:tcPr>
-          <w:p>
-            <w:pPr>
-              <w:jc w:val="center"/>
-            </w:pPr>
-          </w:p>
-        </w:tc>
-        <w:tc>
-          <w:tcPr>
-            <w:tcW w:type="dxa" w:w="1662"/>
-          </w:tcPr>
-          <w:p>
-            <w:pPr>
-              <w:jc w:val="center"/>
-            </w:pPr>
-          </w:p>
-        </w:tc>
-        <w:tc>
-          <w:tcPr>
-            <w:tcW w:type="dxa" w:w="1662"/>
-          </w:tcPr>
-          <w:p>
-            <w:pPr>
-              <w:jc w:val="center"/>
-            </w:pPr>
-          </w:p>
-        </w:tc>
-        <w:tc>
-          <w:tcPr>
-            <w:tcW w:type="dxa" w:w="1662"/>
-          </w:tcPr>
-          <w:p>
-            <w:pPr>
-              <w:jc w:val="center"/>
-            </w:pPr>
-          </w:p>
+          <w:p/>
         </w:tc>
       </w:tr>
     </w:tbl>
     <w:p/>
-    <w:p/>
     <w:p>
       <w:pPr>
         <w:bidi/>
-        <w:jc w:val="left"/>
       </w:pPr>
       <w:r>
-        <w:t>توقيع المؤطِّر: ___________________        توقيع الرئيس: ___________________</w:t>
+        <w:rPr>
+          <w:b/>
+        </w:rPr>
+        <w:t xml:space="preserve">(*) : </w:t>
+      </w:r>
+      <w:r>
+        <w:rPr>
+          <w:sz w:val="18"/>
+        </w:rPr>
+        <w:t>الرقم الترتيبي للنشاط</w:t>
+      </w:r>
+    </w:p>
+    <w:p>
+      <w:pPr>
+        <w:bidi/>
+      </w:pPr>
+      <w:r>
+        <w:rPr>
+          <w:b/>
+        </w:rPr>
+        <w:t xml:space="preserve">(**) : </w:t>
+      </w:r>
+      <w:r>
+        <w:rPr>
+          <w:sz w:val="18"/>
+        </w:rPr>
+        <w:t>يحدد الموضوع العام للنشاط دون تحديد التفاصيل المرتبطة به، على اعتبار أن هناك بطاقة تفصيلية للنشاط.</w:t>
       </w:r>
     </w:p>
     <w:sectPr>
@@ -1343,7 +1474,7 @@
     <w:rsid w:val="00FC693F"/>
     <w:rPr>
       <w:rFonts w:ascii="Arial" w:hAnsi="Arial"/>
-      <w:sz w:val="22"/>
+      <w:sz w:val="20"/>
     </w:rPr>
   </w:style>
   <w:style w:type="paragraph" w:styleId="Header">
